--- a/2026 第31屆大專校院資訊應用服務創新競賽 InnoServe/附件1-1 系統概述文件/0831-1.docx
+++ b/2026 第31屆大專校院資訊應用服務創新競賽 InnoServe/附件1-1 系統概述文件/0831-1.docx
@@ -123,24 +123,7 @@
           <w:sz w:val="24"/>
           <w:szCs w:val="24"/>
         </w:rPr>
-        <w:t>請填寫與線上報名系統一致之</w:t>
-      </w:r>
-      <w:r>
-        <w:rPr>
-          <w:rFonts w:asciiTheme="majorEastAsia" w:eastAsiaTheme="majorEastAsia" w:hAnsiTheme="majorEastAsia" w:hint="eastAsia"/>
-          <w:b/>
-          <w:sz w:val="24"/>
-          <w:szCs w:val="24"/>
-        </w:rPr>
-        <w:t>中文專題</w:t>
-      </w:r>
-      <w:r>
-        <w:rPr>
-          <w:rFonts w:asciiTheme="majorEastAsia" w:eastAsiaTheme="majorEastAsia" w:hAnsiTheme="majorEastAsia" w:hint="eastAsia"/>
-          <w:sz w:val="24"/>
-          <w:szCs w:val="24"/>
-        </w:rPr>
-        <w:t>名稱</w:t>
+        <w:t>揪人不糾結</w:t>
       </w:r>
     </w:p>
     <w:p>
@@ -153,7 +136,7 @@
         <w:snapToGrid w:val="0"/>
         <w:jc w:val="both"/>
         <w:rPr>
-          <w:rFonts w:asciiTheme="majorEastAsia" w:eastAsiaTheme="majorEastAsia" w:hAnsiTheme="majorEastAsia"/>
+          <w:rFonts w:asciiTheme="majorEastAsia" w:eastAsiaTheme="majorEastAsia" w:hAnsiTheme="majorEastAsia" w:hint="eastAsia"/>
           <w:sz w:val="24"/>
           <w:szCs w:val="24"/>
         </w:rPr>
@@ -164,16 +147,7 @@
           <w:sz w:val="24"/>
           <w:szCs w:val="24"/>
         </w:rPr>
-        <w:t>英文專題名稱：請填寫與線上報名系統一致之</w:t>
-      </w:r>
-      <w:r>
-        <w:rPr>
-          <w:rFonts w:asciiTheme="majorEastAsia" w:eastAsiaTheme="majorEastAsia" w:hAnsiTheme="majorEastAsia" w:hint="eastAsia"/>
-          <w:b/>
-          <w:sz w:val="24"/>
-          <w:szCs w:val="24"/>
-        </w:rPr>
-        <w:t>英文專題</w:t>
+        <w:t>英文專題名稱：</w:t>
       </w:r>
       <w:r>
         <w:rPr>
@@ -181,7 +155,7 @@
           <w:sz w:val="24"/>
           <w:szCs w:val="24"/>
         </w:rPr>
-        <w:t>名稱</w:t>
+        <w:t>Gather Go</w:t>
       </w:r>
     </w:p>
     <w:p>
